--- a/app/docx_templates/pp_template.docx
+++ b/app/docx_templates/pp_template.docx
@@ -1430,10 +1430,10 @@
             <w:r>
               <w:rPr>
                 <w:rFonts w:ascii="Arial" w:eastAsia="Arial" w:hAnsi="Arial" w:cs="Arial"/>
-                <w:color w:val="FF0000"/>
-                <w:sz w:val="22"/>
-              </w:rPr>
-              <w:t>our Organization</w:t>
+                <w:color w:val="000000"/>
+                <w:sz w:val="22"/>
+              </w:rPr>
+              <w:t>{{ pp_paying_authority|default('our Organization') }}</w:t>
             </w:r>
             <w:r>
               <w:rPr>
@@ -2869,9 +2869,10 @@
             <w:r>
               <w:rPr>
                 <w:rFonts w:ascii="Arial" w:hAnsi="Arial"/>
-                <w:sz w:val="22"/>
-              </w:rPr>
-              <w:t>admin</w:t>
+                <w:color w:val="000000"/>
+                <w:sz w:val="22"/>
+              </w:rPr>
+              <w:t>{{ pp_prep_officer_rank_name|default('admin') }}</w:t>
             </w:r>
           </w:p>
           <w:p>
@@ -2893,30 +2894,28 @@
             <w:r>
               <w:rPr>
                 <w:rFonts w:ascii="Arial" w:hAnsi="Arial"/>
-                <w:sz w:val="22"/>
-              </w:rPr>
-              <w:t>Department</w:t>
+                <w:color w:val="000000"/>
+                <w:sz w:val="22"/>
+              </w:rPr>
+              <w:t>{{ pp_prep_officer_department|default('Department (TEC)') }}</w:t>
             </w:r>
             <w:r>
               <w:rPr>
                 <w:rFonts w:ascii="Arial" w:hAnsi="Arial"/>
                 <w:sz w:val="22"/>
               </w:rPr>
-              <w:t xml:space="preserve"> (</w:t>
             </w:r>
             <w:r>
               <w:rPr>
                 <w:rFonts w:ascii="Arial" w:hAnsi="Arial"/>
                 <w:sz w:val="22"/>
               </w:rPr>
-              <w:t>TEC</w:t>
             </w:r>
             <w:r>
               <w:rPr>
                 <w:rFonts w:ascii="Arial" w:hAnsi="Arial"/>
                 <w:sz w:val="22"/>
               </w:rPr>
-              <w:t>)</w:t>
             </w:r>
           </w:p>
           <w:p>
@@ -3248,10 +3247,11 @@
               <w:rPr>
                 <w:rFonts w:ascii="Arial" w:hAnsi="Arial" w:cs="Arial"/>
                 <w:b/>
+                <w:color w:val="000000"/>
                 <w:sz w:val="22"/>
                 <w:u w:val="single"/>
               </w:rPr>
-              <w:t>MD HRF</w:t>
+              <w:t>{{ routing_mid_role|default('MD HRF') }}</w:t>
             </w:r>
           </w:p>
         </w:tc>
@@ -3270,30 +3270,28 @@
             <w:r>
               <w:rPr>
                 <w:rFonts w:ascii="Arial" w:hAnsi="Arial" w:cs="Arial"/>
-                <w:sz w:val="22"/>
-              </w:rPr>
-              <w:t xml:space="preserve">For </w:t>
-            </w:r>
-            <w:r>
-              <w:rPr>
-                <w:rFonts w:ascii="Arial" w:hAnsi="Arial" w:cs="Arial"/>
-                <w:sz w:val="22"/>
-              </w:rPr>
-              <w:t xml:space="preserve">provn of PRC, </w:t>
-            </w:r>
-            <w:r>
-              <w:rPr>
-                <w:rFonts w:ascii="Arial" w:hAnsi="Arial" w:cs="Arial"/>
-                <w:sz w:val="22"/>
-              </w:rPr>
-              <w:t>vetting of CST</w:t>
-            </w:r>
-            <w:r>
-              <w:rPr>
-                <w:rFonts w:ascii="Arial" w:hAnsi="Arial" w:cs="Arial"/>
-                <w:sz w:val="22"/>
-              </w:rPr>
-              <w:t xml:space="preserve"> &amp; draft contract, pl.</w:t>
+                <w:color w:val="000000"/>
+                <w:sz w:val="22"/>
+              </w:rPr>
+              <w:t>{{ routing_md_hrf_remark|default('For provn of PRC, vetting of CST &amp; draft contract, pl.') }}</w:t>
+            </w:r>
+            <w:r>
+              <w:rPr>
+                <w:rFonts w:ascii="Arial" w:hAnsi="Arial" w:cs="Arial"/>
+                <w:sz w:val="22"/>
+              </w:rPr>
+            </w:r>
+            <w:r>
+              <w:rPr>
+                <w:rFonts w:ascii="Arial" w:hAnsi="Arial" w:cs="Arial"/>
+                <w:sz w:val="22"/>
+              </w:rPr>
+            </w:r>
+            <w:r>
+              <w:rPr>
+                <w:rFonts w:ascii="Arial" w:hAnsi="Arial" w:cs="Arial"/>
+                <w:sz w:val="22"/>
+              </w:rPr>
             </w:r>
           </w:p>
           <w:p>
@@ -3484,10 +3482,11 @@
               <w:rPr>
                 <w:rFonts w:ascii="Arial" w:hAnsi="Arial" w:cs="Arial"/>
                 <w:b/>
+                <w:color w:val="000000"/>
                 <w:sz w:val="22"/>
                 <w:u w:val="single"/>
               </w:rPr>
-              <w:t>B &amp; AO</w:t>
+              <w:t>{{ routing_final_role|default('B &amp; AO') }}</w:t>
             </w:r>
           </w:p>
         </w:tc>
@@ -3522,23 +3521,22 @@
             <w:r>
               <w:rPr>
                 <w:rFonts w:ascii="Arial" w:hAnsi="Arial"/>
-                <w:sz w:val="22"/>
-              </w:rPr>
-              <w:t xml:space="preserve">For provn of </w:t>
+                <w:color w:val="000000"/>
+                <w:sz w:val="22"/>
+              </w:rPr>
+              <w:t>{{ routing_final_remark|default('For provn of TEC.') }}</w:t>
             </w:r>
             <w:r>
               <w:rPr>
                 <w:rFonts w:ascii="Arial" w:hAnsi="Arial"/>
                 <w:sz w:val="22"/>
               </w:rPr>
-              <w:t>TEC</w:t>
             </w:r>
             <w:r>
               <w:rPr>
                 <w:rFonts w:ascii="Arial" w:hAnsi="Arial"/>
                 <w:sz w:val="22"/>
               </w:rPr>
-              <w:t>.</w:t>
             </w:r>
           </w:p>
         </w:tc>
